--- a/Seminario de Sistemas/Kit docente/Clase 14/Quiz Clase 14 - VetCare.docx
+++ b/Seminario de Sistemas/Kit docente/Clase 14/Quiz Clase 14 - VetCare.docx
@@ -225,7 +225,7 @@
           <w:color w:val="2B2B2B"/>
           <w:sz w:val="22"/>
         </w:rPr>
-        <w:t>4. En la sustentacion todos los integrantes deben hablar y cualquiera puede recibir preguntas sobre partes que no expuso.</w:t>
+        <w:t>4. Si el docente autoriza trabajo en equipo, en la sustentacion todos los integrantes deben hablar y cualquiera puede recibir preguntas sobre partes que no expuso.</w:t>
       </w:r>
     </w:p>
     <w:p>
